--- a/Files/03 - Vayikra/03 - Shmini/5784/Shmini 5784.docx
+++ b/Files/03 - Vayikra/03 - Shmini/5784/Shmini 5784.docx
@@ -1357,7 +1357,7 @@
         <w:rPr>
           <w:rFonts w:ascii="Times New Roman" w:hAnsi="Times New Roman" w:cs="Times New Roman"/>
         </w:rPr>
-        <w:t xml:space="preserve"> finally returned to this world, fulfilling</w:t>
+        <w:t xml:space="preserve"> finally returned to this world, fulfilling </w:t>
       </w:r>
       <w:r>
         <w:rPr>
